--- a/Ruralift_Consultation_Fee_Receipt kiro.docx
+++ b/Ruralift_Consultation_Fee_Receipt kiro.docx
@@ -358,7 +358,7 @@
         <w:t xml:space="preserve">पृथक एवं स्वतंत्र</w:t>
       </w:r>
       <w:r>
-        <w:t xml:space="preserve"> है। (संदर्भ: ऋण सुविधा परामर्श अनुबंध, धारा 2.1)</w:t>
+        <w:t xml:space="preserve"> है। (संदर्भ: ऋण सुविधा परामर्श अनुबंध, Section 2.1)</w:t>
       </w:r>
     </w:p>
     <w:p>
